--- a/public/adalberto-silveira-resume-2026.docx
+++ b/public/adalberto-silveira-resume-2026.docx
@@ -1288,7 +1288,7 @@
           <w:sz w:val="19"/>
           <w:szCs w:val="19"/>
         </w:rPr>
-        <w:t xml:space="preserve">AWS Certified AI Practitioner  —  in progress</w:t>
+        <w:t xml:space="preserve">AWS Certified AI Practitioner (AIF-C01)  —  Active 2026</w:t>
       </w:r>
     </w:p>
     <w:p>

--- a/public/adalberto-silveira-resume-2026.docx
+++ b/public/adalberto-silveira-resume-2026.docx
@@ -1290,6 +1290,19 @@
         </w:rPr>
         <w:t xml:space="preserve">AWS Certified AI Practitioner (AIF-C01)  —  Active 2026</w:t>
       </w:r>
+      <w:hyperlink xmlns:r="http://schemas.openxmlformats.org/officeDocument/2006/relationships" r:id="rIdcredlyaifpractitioner01" w:history="1">
+        <w:r>
+          <w:rPr>
+            <w:rFonts w:ascii="Calibri" w:cs="Calibri" w:eastAsia="Calibri" w:hAnsi="Calibri"/>
+            <w:color w:val="2d2d2d"/>
+            <w:sz w:val="19"/>
+            <w:szCs w:val="19"/>
+            <w:color w:val="1E3A5F"/>
+            <w:u w:val="single"/>
+          </w:rPr>
+          <w:t xml:space="preserve"> · Verify on Credly ↗</w:t>
+        </w:r>
+      </w:hyperlink>
     </w:p>
     <w:p>
       <w:pPr>
